--- a/Internship_Submission/Requirement Analysis/Data Flow Diagrams and User Stories.docx
+++ b/Internship_Submission/Requirement Analysis/Data Flow Diagrams and User Stories.docx
@@ -175,7 +175,7 @@
           <w:tcPr/>
           <w:p>
             <w:r>
-              <w:t>AeroTrade (Student: Arcot Yashashivini)</w:t>
+              <w:t>shopez_swadeshi (Student: Arcot Yashashivini)</w:t>
             </w:r>
           </w:p>
         </w:tc>
@@ -1335,7 +1335,7 @@
           <w:tcPr/>
           <w:p>
             <w:r>
-              <w:t>Trading</w:t>
+              <w:t>shopez_swadeshi</w:t>
             </w:r>
           </w:p>
         </w:tc>
